--- a/preview/docxs/09-header-burgundy.docx
+++ b/preview/docxs/09-header-burgundy.docx
@@ -544,7 +544,7 @@
         </w:rPr>
         <w:t xml:space="preserve">Demo: </w:t>
       </w:r>
-      <w:hyperlink w:history="1" r:id="rIdi3gzpp9yurpuaeijohg7x">
+      <w:hyperlink w:history="1" r:id="rIdxnhbtb-go_xhfyjrlwcgg">
         <w:r>
           <w:rPr>
             <w:color w:val="6b1f2a"/>
@@ -572,7 +572,7 @@
         </w:rPr>
         <w:t xml:space="preserve">Code: </w:t>
       </w:r>
-      <w:hyperlink w:history="1" r:id="rIdjyiijmeokhlkjqo7bwyjh">
+      <w:hyperlink w:history="1" r:id="rIds1nl7kwm0s0hchksrsep8">
         <w:r>
           <w:rPr>
             <w:color w:val="6b1f2a"/>
@@ -662,7 +662,7 @@
         </w:rPr>
         <w:t xml:space="preserve">Demo: </w:t>
       </w:r>
-      <w:hyperlink w:history="1" r:id="rIdre4mv0n9vlxfslyt5mtum">
+      <w:hyperlink w:history="1" r:id="rId464vkf9i_jmbybmjnonou">
         <w:r>
           <w:rPr>
             <w:color w:val="6b1f2a"/>
@@ -1096,7 +1096,7 @@
         </w:rPr>
         <w:t xml:space="preserve">Portfolio: </w:t>
       </w:r>
-      <w:hyperlink w:history="1" r:id="rId3phfutq71ilfwaawov5r2">
+      <w:hyperlink w:history="1" r:id="rIdn2m6o5cyyemcal-ud_ted">
         <w:r>
           <w:rPr>
             <w:color w:val="6b1f2a"/>
